--- a/model/dataTemp/NuiMatThan.docx
+++ b/model/dataTemp/NuiMatThan.docx
@@ -28,61 +28,6 @@
       </w:r>
     </w:p>
     <w:p>
-      <w:r>
-        <w:drawing>
-          <wp:inline distT="0" distB="0" distL="0" distR="0" wp14:anchorId="700F5EA6" wp14:editId="3DEDB551">
-            <wp:extent cx="5943600" cy="4154805"/>
-            <wp:effectExtent l="0" t="0" r="0" b="0"/>
-            <wp:docPr id="341117207" name="Picture 176" descr="Giới thiệu về Núi Mắt Thần"/>
-            <wp:cNvGraphicFramePr>
-              <a:graphicFrameLocks xmlns:a="http://schemas.openxmlformats.org/drawingml/2006/main" noChangeAspect="1"/>
-            </wp:cNvGraphicFramePr>
-            <a:graphic xmlns:a="http://schemas.openxmlformats.org/drawingml/2006/main">
-              <a:graphicData uri="http://schemas.openxmlformats.org/drawingml/2006/picture">
-                <pic:pic xmlns:pic="http://schemas.openxmlformats.org/drawingml/2006/picture">
-                  <pic:nvPicPr>
-                    <pic:cNvPr id="0" name="Picture 601" descr="Giới thiệu về Núi Mắt Thần"/>
-                    <pic:cNvPicPr>
-                      <a:picLocks noChangeAspect="1" noChangeArrowheads="1"/>
-                    </pic:cNvPicPr>
-                  </pic:nvPicPr>
-                  <pic:blipFill>
-                    <a:blip r:embed="rId5">
-                      <a:extLst>
-                        <a:ext uri="{28A0092B-C50C-407E-A947-70E740481C1C}">
-                          <a14:useLocalDpi xmlns:a14="http://schemas.microsoft.com/office/drawing/2010/main" val="0"/>
-                        </a:ext>
-                      </a:extLst>
-                    </a:blip>
-                    <a:srcRect/>
-                    <a:stretch>
-                      <a:fillRect/>
-                    </a:stretch>
-                  </pic:blipFill>
-                  <pic:spPr bwMode="auto">
-                    <a:xfrm>
-                      <a:off x="0" y="0"/>
-                      <a:ext cx="5943600" cy="4154805"/>
-                    </a:xfrm>
-                    <a:prstGeom prst="rect">
-                      <a:avLst/>
-                    </a:prstGeom>
-                    <a:noFill/>
-                    <a:ln>
-                      <a:noFill/>
-                    </a:ln>
-                  </pic:spPr>
-                </pic:pic>
-              </a:graphicData>
-            </a:graphic>
-          </wp:inline>
-        </w:drawing>
-      </w:r>
-      <w:r>
-        <w:t>Giới thiệu về Núi Mắt Thần</w:t>
-      </w:r>
-    </w:p>
-    <w:p>
       <w:pPr>
         <w:rPr>
           <w:b/>
@@ -106,11 +51,7 @@
         <w:t>Vị trí: </w:t>
       </w:r>
       <w:r>
-        <w:t xml:space="preserve">Núi Mắt Thần nằm trong khu vực hồ Thang Hen, thuộc xã Quốc Toản, huyện Trà Lĩnh, tỉnh Cao Bằng — cách trung tâm thành phố Cao Bằng khoảng 50km về phía Bắc. Nơi đây nằm trong Công viên địa chất toàn cầu UNESCO Non </w:t>
-      </w:r>
-      <w:r>
-        <w:lastRenderedPageBreak/>
-        <w:t>Nước Cao Bằng, nổi tiếng với hệ thống núi đá vôi, hồ nước, hang động và thảm thực vật phong phú.</w:t>
+        <w:t>Núi Mắt Thần nằm trong khu vực hồ Thang Hen, thuộc xã Quốc Toản, huyện Trà Lĩnh, tỉnh Cao Bằng — cách trung tâm thành phố Cao Bằng khoảng 50km về phía Bắc. Nơi đây nằm trong Công viên địa chất toàn cầu UNESCO Non Nước Cao Bằng, nổi tiếng với hệ thống núi đá vôi, hồ nước, hang động và thảm thực vật phong phú.</w:t>
       </w:r>
     </w:p>
     <w:p>
@@ -179,370 +120,6 @@
       </w:r>
     </w:p>
     <w:p>
-      <w:pPr>
-        <w:rPr>
-          <w:i/>
-          <w:iCs/>
-        </w:rPr>
-      </w:pPr>
-      <w:r>
-        <w:rPr>
-          <w:i/>
-          <w:iCs/>
-        </w:rPr>
-        <w:t>Xem ngay các </w:t>
-      </w:r>
-      <w:hyperlink r:id="rId6" w:tgtFrame="_blank" w:history="1">
-        <w:r>
-          <w:rPr>
-            <w:rStyle w:val="Hyperlink"/>
-            <w:i/>
-            <w:iCs/>
-          </w:rPr>
-          <w:t>Tour Cao Bằng</w:t>
-        </w:r>
-      </w:hyperlink>
-      <w:r>
-        <w:rPr>
-          <w:i/>
-          <w:iCs/>
-        </w:rPr>
-        <w:t> đang có Ưu Đãi tại SinhTour</w:t>
-      </w:r>
-    </w:p>
-    <w:p>
-      <w:pPr>
-        <w:rPr>
-          <w:b/>
-          <w:bCs/>
-        </w:rPr>
-      </w:pPr>
-      <w:r>
-        <w:rPr>
-          <w:b/>
-          <w:bCs/>
-        </w:rPr>
-        <w:t>- 9%</w:t>
-      </w:r>
-    </w:p>
-    <w:p>
-      <w:r>
-        <mc:AlternateContent>
-          <mc:Choice Requires="wps">
-            <w:drawing>
-              <wp:inline distT="0" distB="0" distL="0" distR="0" wp14:anchorId="18AEF3ED" wp14:editId="32D2D6D9">
-                <wp:extent cx="3810000" cy="2857500"/>
-                <wp:effectExtent l="0" t="0" r="0" b="0"/>
-                <wp:docPr id="1515536994" name="Rectangle 175" descr="Tour Thác Bản Giốc Cao Bằng 2 ngày 1 đêm">
-                  <a:hlinkClick xmlns:a="http://schemas.openxmlformats.org/drawingml/2006/main" r:id="rId7"/>
-                </wp:docPr>
-                <wp:cNvGraphicFramePr>
-                  <a:graphicFrameLocks xmlns:a="http://schemas.openxmlformats.org/drawingml/2006/main" noChangeAspect="1"/>
-                </wp:cNvGraphicFramePr>
-                <a:graphic xmlns:a="http://schemas.openxmlformats.org/drawingml/2006/main">
-                  <a:graphicData uri="http://schemas.microsoft.com/office/word/2010/wordprocessingShape">
-                    <wps:wsp>
-                      <wps:cNvSpPr>
-                        <a:spLocks noChangeAspect="1" noChangeArrowheads="1"/>
-                      </wps:cNvSpPr>
-                      <wps:spPr bwMode="auto">
-                        <a:xfrm>
-                          <a:off x="0" y="0"/>
-                          <a:ext cx="3810000" cy="2857500"/>
-                        </a:xfrm>
-                        <a:prstGeom prst="rect">
-                          <a:avLst/>
-                        </a:prstGeom>
-                        <a:noFill/>
-                        <a:ln>
-                          <a:noFill/>
-                        </a:ln>
-                        <a:extLst>
-                          <a:ext uri="{909E8E84-426E-40DD-AFC4-6F175D3DCCD1}">
-                            <a14:hiddenFill xmlns:a14="http://schemas.microsoft.com/office/drawing/2010/main">
-                              <a:solidFill>
-                                <a:srgbClr val="FFFFFF"/>
-                              </a:solidFill>
-                            </a14:hiddenFill>
-                          </a:ext>
-                          <a:ext uri="{91240B29-F687-4F45-9708-019B960494DF}">
-                            <a14:hiddenLine xmlns:a14="http://schemas.microsoft.com/office/drawing/2010/main" w="9525">
-                              <a:solidFill>
-                                <a:srgbClr val="000000"/>
-                              </a:solidFill>
-                              <a:miter lim="800000"/>
-                              <a:headEnd/>
-                              <a:tailEnd/>
-                            </a14:hiddenLine>
-                          </a:ext>
-                        </a:extLst>
-                      </wps:spPr>
-                      <wps:bodyPr rot="0" vert="horz" wrap="square" lIns="91440" tIns="45720" rIns="91440" bIns="45720" anchor="t" anchorCtr="0" upright="1">
-                        <a:noAutofit/>
-                      </wps:bodyPr>
-                    </wps:wsp>
-                  </a:graphicData>
-                </a:graphic>
-              </wp:inline>
-            </w:drawing>
-          </mc:Choice>
-          <mc:Fallback>
-            <w:pict>
-              <v:rect w14:anchorId="36941664" id="Rectangle 175" o:spid="_x0000_s1026" alt="Tour Thác Bản Giốc Cao Bằng 2 ngày 1 đêm" href="https://sinhtour.vn/tour-du-lich-cao-bang-2-ngay-1-dem/" style="width:300pt;height:225pt;visibility:visible;mso-wrap-style:square;mso-left-percent:-10001;mso-top-percent:-10001;mso-position-horizontal:absolute;mso-position-horizontal-relative:char;mso-position-vertical:absolute;mso-position-vertical-relative:line;mso-left-percent:-10001;mso-top-percent:-10001;v-text-anchor:top" o:gfxdata="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" o:button="t" filled="f" stroked="f">
-                <v:fill o:detectmouseclick="t"/>
-                <o:lock v:ext="edit" aspectratio="t"/>
-                <w10:anchorlock/>
-              </v:rect>
-            </w:pict>
-          </mc:Fallback>
-        </mc:AlternateContent>
-      </w:r>
-    </w:p>
-    <w:p>
-      <w:hyperlink r:id="rId8" w:history="1">
-        <w:r>
-          <w:rPr>
-            <w:rStyle w:val="Hyperlink"/>
-            <w:b/>
-            <w:bCs/>
-          </w:rPr>
-          <w:t>Add to cart</w:t>
-        </w:r>
-      </w:hyperlink>
-    </w:p>
-    <w:p>
-      <w:r>
-        <w:t> Bản Giốc</w:t>
-      </w:r>
-    </w:p>
-    <w:p>
-      <w:hyperlink r:id="rId9" w:history="1">
-        <w:r>
-          <w:rPr>
-            <w:rStyle w:val="Hyperlink"/>
-            <w:b/>
-            <w:bCs/>
-          </w:rPr>
-          <w:t>Tour du lịch Thác Bản Giốc – Cao Bằng 2 ngày 1 đêm</w:t>
-        </w:r>
-      </w:hyperlink>
-    </w:p>
-    <w:p>
-      <w:pPr>
-        <w:rPr>
-          <w:b/>
-          <w:bCs/>
-        </w:rPr>
-      </w:pPr>
-      <w:r>
-        <w:rPr>
-          <w:b/>
-          <w:bCs/>
-        </w:rPr>
-        <w:t>2</w:t>
-      </w:r>
-    </w:p>
-    <w:p>
-      <w:r>
-        <w:t>Ngày</w:t>
-      </w:r>
-    </w:p>
-    <w:p>
-      <w:del w:id="0" w:author="Unknown">
-        <w:r>
-          <w:delText>3.990.000 ₫</w:delText>
-        </w:r>
-      </w:del>
-      <w:ins w:id="1" w:author="Unknown">
-        <w:r>
-          <w:rPr>
-            <w:b/>
-            <w:bCs/>
-          </w:rPr>
-          <w:t>3.650.000 ₫</w:t>
-        </w:r>
-      </w:ins>
-    </w:p>
-    <w:p>
-      <w:hyperlink r:id="rId10" w:history="1">
-        <w:r>
-          <w:rPr>
-            <w:rStyle w:val="Hyperlink"/>
-          </w:rPr>
-          <w:t>Chi tiết</w:t>
-        </w:r>
-      </w:hyperlink>
-    </w:p>
-    <w:p>
-      <w:pPr>
-        <w:rPr>
-          <w:b/>
-          <w:bCs/>
-        </w:rPr>
-      </w:pPr>
-      <w:r>
-        <w:rPr>
-          <w:b/>
-          <w:bCs/>
-        </w:rPr>
-        <w:t>- 0%</w:t>
-      </w:r>
-    </w:p>
-    <w:p>
-      <w:r>
-        <mc:AlternateContent>
-          <mc:Choice Requires="wps">
-            <w:drawing>
-              <wp:inline distT="0" distB="0" distL="0" distR="0" wp14:anchorId="0AD09B0D" wp14:editId="2296F974">
-                <wp:extent cx="3810000" cy="2857500"/>
-                <wp:effectExtent l="0" t="0" r="0" b="0"/>
-                <wp:docPr id="1930518017" name="Rectangle 174" descr="Tour Cao Bằng Trà Lĩnh Tịnh Tây Trung Quốc 3 ngày 2 đêm">
-                  <a:hlinkClick xmlns:a="http://schemas.openxmlformats.org/drawingml/2006/main" r:id="rId11"/>
-                </wp:docPr>
-                <wp:cNvGraphicFramePr>
-                  <a:graphicFrameLocks xmlns:a="http://schemas.openxmlformats.org/drawingml/2006/main" noChangeAspect="1"/>
-                </wp:cNvGraphicFramePr>
-                <a:graphic xmlns:a="http://schemas.openxmlformats.org/drawingml/2006/main">
-                  <a:graphicData uri="http://schemas.microsoft.com/office/word/2010/wordprocessingShape">
-                    <wps:wsp>
-                      <wps:cNvSpPr>
-                        <a:spLocks noChangeAspect="1" noChangeArrowheads="1"/>
-                      </wps:cNvSpPr>
-                      <wps:spPr bwMode="auto">
-                        <a:xfrm>
-                          <a:off x="0" y="0"/>
-                          <a:ext cx="3810000" cy="2857500"/>
-                        </a:xfrm>
-                        <a:prstGeom prst="rect">
-                          <a:avLst/>
-                        </a:prstGeom>
-                        <a:noFill/>
-                        <a:ln>
-                          <a:noFill/>
-                        </a:ln>
-                        <a:extLst>
-                          <a:ext uri="{909E8E84-426E-40DD-AFC4-6F175D3DCCD1}">
-                            <a14:hiddenFill xmlns:a14="http://schemas.microsoft.com/office/drawing/2010/main">
-                              <a:solidFill>
-                                <a:srgbClr val="FFFFFF"/>
-                              </a:solidFill>
-                            </a14:hiddenFill>
-                          </a:ext>
-                          <a:ext uri="{91240B29-F687-4F45-9708-019B960494DF}">
-                            <a14:hiddenLine xmlns:a14="http://schemas.microsoft.com/office/drawing/2010/main" w="9525">
-                              <a:solidFill>
-                                <a:srgbClr val="000000"/>
-                              </a:solidFill>
-                              <a:miter lim="800000"/>
-                              <a:headEnd/>
-                              <a:tailEnd/>
-                            </a14:hiddenLine>
-                          </a:ext>
-                        </a:extLst>
-                      </wps:spPr>
-                      <wps:bodyPr rot="0" vert="horz" wrap="square" lIns="91440" tIns="45720" rIns="91440" bIns="45720" anchor="t" anchorCtr="0" upright="1">
-                        <a:noAutofit/>
-                      </wps:bodyPr>
-                    </wps:wsp>
-                  </a:graphicData>
-                </a:graphic>
-              </wp:inline>
-            </w:drawing>
-          </mc:Choice>
-          <mc:Fallback>
-            <w:pict>
-              <v:rect w14:anchorId="0C40EF0D" id="Rectangle 174" o:spid="_x0000_s1026" alt="Tour Cao Bằng Trà Lĩnh Tịnh Tây Trung Quốc 3 ngày 2 đêm" href="https://sinhtour.vn/tour-du-lich-cao-bang-tra-linh-tinh-tay-trung-quoc-03-ngay-02-dem/" style="width:300pt;height:225pt;visibility:visible;mso-wrap-style:square;mso-left-percent:-10001;mso-top-percent:-10001;mso-position-horizontal:absolute;mso-position-horizontal-relative:char;mso-position-vertical:absolute;mso-position-vertical-relative:line;mso-left-percent:-10001;mso-top-percent:-10001;v-text-anchor:top" o:gfxdata="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" o:button="t" filled="f" stroked="f">
-                <v:fill o:detectmouseclick="t"/>
-                <o:lock v:ext="edit" aspectratio="t"/>
-                <w10:anchorlock/>
-              </v:rect>
-            </w:pict>
-          </mc:Fallback>
-        </mc:AlternateContent>
-      </w:r>
-    </w:p>
-    <w:p>
-      <w:hyperlink r:id="rId12" w:history="1">
-        <w:r>
-          <w:rPr>
-            <w:rStyle w:val="Hyperlink"/>
-            <w:b/>
-            <w:bCs/>
-          </w:rPr>
-          <w:t>Add to cart</w:t>
-        </w:r>
-      </w:hyperlink>
-    </w:p>
-    <w:p>
-      <w:r>
-        <w:t> Bản Giốc</w:t>
-      </w:r>
-    </w:p>
-    <w:p>
-      <w:hyperlink r:id="rId13" w:history="1">
-        <w:r>
-          <w:rPr>
-            <w:rStyle w:val="Hyperlink"/>
-            <w:b/>
-            <w:bCs/>
-          </w:rPr>
-          <w:t>Tour du lịch Cao Bằng Trà Lĩnh Tịnh Tây Trung Quốc 03 ngày 02 đêm</w:t>
-        </w:r>
-      </w:hyperlink>
-    </w:p>
-    <w:p>
-      <w:pPr>
-        <w:rPr>
-          <w:b/>
-          <w:bCs/>
-        </w:rPr>
-      </w:pPr>
-      <w:r>
-        <w:rPr>
-          <w:b/>
-          <w:bCs/>
-        </w:rPr>
-        <w:t>3</w:t>
-      </w:r>
-    </w:p>
-    <w:p>
-      <w:r>
-        <w:t>Ngày</w:t>
-      </w:r>
-    </w:p>
-    <w:p>
-      <w:del w:id="2" w:author="Unknown">
-        <w:r>
-          <w:delText>5.000.000 ₫</w:delText>
-        </w:r>
-      </w:del>
-      <w:ins w:id="3" w:author="Unknown">
-        <w:r>
-          <w:rPr>
-            <w:b/>
-            <w:bCs/>
-          </w:rPr>
-          <w:t>4.999.000 ₫</w:t>
-        </w:r>
-      </w:ins>
-    </w:p>
-    <w:p>
-      <w:hyperlink r:id="rId14" w:history="1">
-        <w:r>
-          <w:rPr>
-            <w:rStyle w:val="Hyperlink"/>
-          </w:rPr>
-          <w:t>Chi tiết</w:t>
-        </w:r>
-      </w:hyperlink>
-    </w:p>
-    <w:p>
-      <w:pPr>
-        <w:rPr>
-          <w:b/>
-          <w:bCs/>
-        </w:rPr>
-      </w:pPr>
       <w:r>
         <w:rPr>
           <w:b/>
@@ -573,7 +150,11 @@
         <w:t>thời tiết mát mẻ, trời trong xanh, thảm cỏ xanh mướt và hồ Thang Hen đầy nước</w:t>
       </w:r>
       <w:r>
-        <w:t>. Đây cũng là lúc ánh sáng buổi sáng sớm hoặc hoàng hôn chiếu qua “mắt núi” tạo nên hiệu ứng ánh sáng cực kỳ ấn tượng, rất lý tưởng cho các nhiếp ảnh gia hoặc du khách thích chụp hình.</w:t>
+        <w:t xml:space="preserve">. Đây cũng là lúc ánh sáng buổi sáng sớm hoặc hoàng hôn chiếu qua </w:t>
+      </w:r>
+      <w:r>
+        <w:lastRenderedPageBreak/>
+        <w:t>“mắt núi” tạo nên hiệu ứng ánh sáng cực kỳ ấn tượng, rất lý tưởng cho các nhiếp ảnh gia hoặc du khách thích chụp hình.</w:t>
       </w:r>
     </w:p>
     <w:p>
@@ -614,61 +195,6 @@
       </w:r>
     </w:p>
     <w:p>
-      <w:r>
-        <w:drawing>
-          <wp:inline distT="0" distB="0" distL="0" distR="0" wp14:anchorId="7FD8EDED" wp14:editId="52368A4D">
-            <wp:extent cx="5943600" cy="4439920"/>
-            <wp:effectExtent l="0" t="0" r="0" b="0"/>
-            <wp:docPr id="1643174790" name="Picture 173" descr="Thời điểm lý tưởng để đi Núi Mắt Thần"/>
-            <wp:cNvGraphicFramePr>
-              <a:graphicFrameLocks xmlns:a="http://schemas.openxmlformats.org/drawingml/2006/main" noChangeAspect="1"/>
-            </wp:cNvGraphicFramePr>
-            <a:graphic xmlns:a="http://schemas.openxmlformats.org/drawingml/2006/main">
-              <a:graphicData uri="http://schemas.openxmlformats.org/drawingml/2006/picture">
-                <pic:pic xmlns:pic="http://schemas.openxmlformats.org/drawingml/2006/picture">
-                  <pic:nvPicPr>
-                    <pic:cNvPr id="0" name="Picture 604" descr="Thời điểm lý tưởng để đi Núi Mắt Thần"/>
-                    <pic:cNvPicPr>
-                      <a:picLocks noChangeAspect="1" noChangeArrowheads="1"/>
-                    </pic:cNvPicPr>
-                  </pic:nvPicPr>
-                  <pic:blipFill>
-                    <a:blip r:embed="rId15">
-                      <a:extLst>
-                        <a:ext uri="{28A0092B-C50C-407E-A947-70E740481C1C}">
-                          <a14:useLocalDpi xmlns:a14="http://schemas.microsoft.com/office/drawing/2010/main" val="0"/>
-                        </a:ext>
-                      </a:extLst>
-                    </a:blip>
-                    <a:srcRect/>
-                    <a:stretch>
-                      <a:fillRect/>
-                    </a:stretch>
-                  </pic:blipFill>
-                  <pic:spPr bwMode="auto">
-                    <a:xfrm>
-                      <a:off x="0" y="0"/>
-                      <a:ext cx="5943600" cy="4439920"/>
-                    </a:xfrm>
-                    <a:prstGeom prst="rect">
-                      <a:avLst/>
-                    </a:prstGeom>
-                    <a:noFill/>
-                    <a:ln>
-                      <a:noFill/>
-                    </a:ln>
-                  </pic:spPr>
-                </pic:pic>
-              </a:graphicData>
-            </a:graphic>
-          </wp:inline>
-        </w:drawing>
-      </w:r>
-      <w:r>
-        <w:t>Thời điểm lý tưởng để đi Núi Mắt Thần</w:t>
-      </w:r>
-    </w:p>
-    <w:p>
       <w:pPr>
         <w:rPr>
           <w:b/>
@@ -705,68 +231,10 @@
     </w:p>
     <w:p>
       <w:r>
-        <w:t xml:space="preserve">Núi Mắt Thần thuộc tỉnh Cao Bằng, là một kiệt tác thiên nhiên mà bất kỳ ai đến đây cũng phải ngạc nhiên trước cảnh đẹp thiên nhiên. Điểm nhấn đặc biệt nhất của núi Mắt Thần là lỗ thủng khổng lồ giống như “con mắt của trời”. Bao quanh là thung lũng xanh mướt với đồng cỏ trải dài, những con suối nhỏ róc rách vô cùng nên thơ. Đặc biệt </w:t>
-      </w:r>
-      <w:proofErr w:type="gramStart"/>
-      <w:r>
-        <w:t>hơn  khi</w:t>
-      </w:r>
-      <w:proofErr w:type="gramEnd"/>
-      <w:r>
-        <w:t xml:space="preserve"> vào buổi sáng ánh sáng mặt trời bắt đầu xuyên qua lỗ thủng, khung cảnh trở nên lung linh, huyền ảo hơn bao giờ hết, hiện nên như một bức tranh thủy mặc sống động.</w:t>
+        <w:t>Núi Mắt Thần thuộc tỉnh Cao Bằng, là một kiệt tác thiên nhiên mà bất kỳ ai đến đây cũng phải ngạc nhiên trước cảnh đẹp thiên nhiên. Điểm nhấn đặc biệt nhất của núi Mắt Thần là lỗ thủng khổng lồ giống như “con mắt của trời”. Bao quanh là thung lũng xanh mướt với đồng cỏ trải dài, những con suối nhỏ róc rách vô cùng nên thơ. Đặc biệt hơn  khi vào buổi sáng ánh sáng mặt trời bắt đầu xuyên qua lỗ thủng, khung cảnh trở nên lung linh, huyền ảo hơn bao giờ hết, hiện nên như một bức tranh thủy mặc sống động.</w:t>
       </w:r>
     </w:p>
     <w:p>
-      <w:r>
-        <w:drawing>
-          <wp:inline distT="0" distB="0" distL="0" distR="0" wp14:anchorId="402CA3BE" wp14:editId="480F2DB0">
-            <wp:extent cx="5943600" cy="4427855"/>
-            <wp:effectExtent l="0" t="0" r="0" b="0"/>
-            <wp:docPr id="1170675791" name="Picture 172" descr="Khám phá trải nghiệm du lịch tại Núi Mắt Thần"/>
-            <wp:cNvGraphicFramePr>
-              <a:graphicFrameLocks xmlns:a="http://schemas.openxmlformats.org/drawingml/2006/main" noChangeAspect="1"/>
-            </wp:cNvGraphicFramePr>
-            <a:graphic xmlns:a="http://schemas.openxmlformats.org/drawingml/2006/main">
-              <a:graphicData uri="http://schemas.openxmlformats.org/drawingml/2006/picture">
-                <pic:pic xmlns:pic="http://schemas.openxmlformats.org/drawingml/2006/picture">
-                  <pic:nvPicPr>
-                    <pic:cNvPr id="0" name="Picture 605" descr="Khám phá trải nghiệm du lịch tại Núi Mắt Thần"/>
-                    <pic:cNvPicPr>
-                      <a:picLocks noChangeAspect="1" noChangeArrowheads="1"/>
-                    </pic:cNvPicPr>
-                  </pic:nvPicPr>
-                  <pic:blipFill>
-                    <a:blip r:embed="rId16">
-                      <a:extLst>
-                        <a:ext uri="{28A0092B-C50C-407E-A947-70E740481C1C}">
-                          <a14:useLocalDpi xmlns:a14="http://schemas.microsoft.com/office/drawing/2010/main" val="0"/>
-                        </a:ext>
-                      </a:extLst>
-                    </a:blip>
-                    <a:srcRect/>
-                    <a:stretch>
-                      <a:fillRect/>
-                    </a:stretch>
-                  </pic:blipFill>
-                  <pic:spPr bwMode="auto">
-                    <a:xfrm>
-                      <a:off x="0" y="0"/>
-                      <a:ext cx="5943600" cy="4427855"/>
-                    </a:xfrm>
-                    <a:prstGeom prst="rect">
-                      <a:avLst/>
-                    </a:prstGeom>
-                    <a:noFill/>
-                    <a:ln>
-                      <a:noFill/>
-                    </a:ln>
-                  </pic:spPr>
-                </pic:pic>
-              </a:graphicData>
-            </a:graphic>
-          </wp:inline>
-        </w:drawing>
-      </w:r>
       <w:r>
         <w:t>Ngắm nhìn vẻ đẹp yên bình, hoang sơ của cảnh sắc thiên nhiên</w:t>
       </w:r>
@@ -798,61 +266,6 @@
     </w:p>
     <w:p>
       <w:r>
-        <w:drawing>
-          <wp:inline distT="0" distB="0" distL="0" distR="0" wp14:anchorId="0B92999A" wp14:editId="7DA9EEC3">
-            <wp:extent cx="5943600" cy="4439920"/>
-            <wp:effectExtent l="0" t="0" r="0" b="0"/>
-            <wp:docPr id="137392563" name="Picture 171" descr="Khám phá trải nghiệm du lịch tại Núi Mắt Thần"/>
-            <wp:cNvGraphicFramePr>
-              <a:graphicFrameLocks xmlns:a="http://schemas.openxmlformats.org/drawingml/2006/main" noChangeAspect="1"/>
-            </wp:cNvGraphicFramePr>
-            <a:graphic xmlns:a="http://schemas.openxmlformats.org/drawingml/2006/main">
-              <a:graphicData uri="http://schemas.openxmlformats.org/drawingml/2006/picture">
-                <pic:pic xmlns:pic="http://schemas.openxmlformats.org/drawingml/2006/picture">
-                  <pic:nvPicPr>
-                    <pic:cNvPr id="0" name="Picture 606" descr="Khám phá trải nghiệm du lịch tại Núi Mắt Thần"/>
-                    <pic:cNvPicPr>
-                      <a:picLocks noChangeAspect="1" noChangeArrowheads="1"/>
-                    </pic:cNvPicPr>
-                  </pic:nvPicPr>
-                  <pic:blipFill>
-                    <a:blip r:embed="rId17">
-                      <a:extLst>
-                        <a:ext uri="{28A0092B-C50C-407E-A947-70E740481C1C}">
-                          <a14:useLocalDpi xmlns:a14="http://schemas.microsoft.com/office/drawing/2010/main" val="0"/>
-                        </a:ext>
-                      </a:extLst>
-                    </a:blip>
-                    <a:srcRect/>
-                    <a:stretch>
-                      <a:fillRect/>
-                    </a:stretch>
-                  </pic:blipFill>
-                  <pic:spPr bwMode="auto">
-                    <a:xfrm>
-                      <a:off x="0" y="0"/>
-                      <a:ext cx="5943600" cy="4439920"/>
-                    </a:xfrm>
-                    <a:prstGeom prst="rect">
-                      <a:avLst/>
-                    </a:prstGeom>
-                    <a:noFill/>
-                    <a:ln>
-                      <a:noFill/>
-                    </a:ln>
-                  </pic:spPr>
-                </pic:pic>
-              </a:graphicData>
-            </a:graphic>
-          </wp:inline>
-        </w:drawing>
-      </w:r>
-      <w:r>
-        <w:t>Chụp ảnh và lưu giữ kỷ niệm</w:t>
-      </w:r>
-    </w:p>
-    <w:p>
-      <w:r>
         <w:t>Thời điểm tốt nhất để chụp ảnh tại Núi Mắt Thần là vào sáng sớm hoặc hoàng hôn nếu bạn muốn có tấm hình chất lượng nhất. Khi ánh nắng dịu nhẹ, sắc trời thay đổi từ vàng cam rực rỡ đến tím thẫm, thì lỗ thủng mang đến một vẻ đẹp khó diễn tả. Những bức ảnh toàn cảnh bao gồm núi, thung lũng, sẽ là kỷ niệm khó quên của mỗi chuyến đi. Du khách đến đây đừng lựa chọn cho mình bộ trang phục độc lạ. Để có nhiều khoảnh khắc để đời, khó quên khi đến Núi Thủng.</w:t>
       </w:r>
     </w:p>
@@ -878,56 +291,6 @@
     </w:p>
     <w:p>
       <w:r>
-        <w:drawing>
-          <wp:inline distT="0" distB="0" distL="0" distR="0" wp14:anchorId="121B59CD" wp14:editId="55C86E66">
-            <wp:extent cx="5943600" cy="6151880"/>
-            <wp:effectExtent l="0" t="0" r="0" b="1270"/>
-            <wp:docPr id="818789759" name="Picture 170" descr="Khám phá trải nghiệm du lịch tại Núi Mắt Thần"/>
-            <wp:cNvGraphicFramePr>
-              <a:graphicFrameLocks xmlns:a="http://schemas.openxmlformats.org/drawingml/2006/main" noChangeAspect="1"/>
-            </wp:cNvGraphicFramePr>
-            <a:graphic xmlns:a="http://schemas.openxmlformats.org/drawingml/2006/main">
-              <a:graphicData uri="http://schemas.openxmlformats.org/drawingml/2006/picture">
-                <pic:pic xmlns:pic="http://schemas.openxmlformats.org/drawingml/2006/picture">
-                  <pic:nvPicPr>
-                    <pic:cNvPr id="0" name="Picture 607" descr="Khám phá trải nghiệm du lịch tại Núi Mắt Thần"/>
-                    <pic:cNvPicPr>
-                      <a:picLocks noChangeAspect="1" noChangeArrowheads="1"/>
-                    </pic:cNvPicPr>
-                  </pic:nvPicPr>
-                  <pic:blipFill>
-                    <a:blip r:embed="rId18">
-                      <a:extLst>
-                        <a:ext uri="{28A0092B-C50C-407E-A947-70E740481C1C}">
-                          <a14:useLocalDpi xmlns:a14="http://schemas.microsoft.com/office/drawing/2010/main" val="0"/>
-                        </a:ext>
-                      </a:extLst>
-                    </a:blip>
-                    <a:srcRect/>
-                    <a:stretch>
-                      <a:fillRect/>
-                    </a:stretch>
-                  </pic:blipFill>
-                  <pic:spPr bwMode="auto">
-                    <a:xfrm>
-                      <a:off x="0" y="0"/>
-                      <a:ext cx="5943600" cy="6151880"/>
-                    </a:xfrm>
-                    <a:prstGeom prst="rect">
-                      <a:avLst/>
-                    </a:prstGeom>
-                    <a:noFill/>
-                    <a:ln>
-                      <a:noFill/>
-                    </a:ln>
-                  </pic:spPr>
-                </pic:pic>
-              </a:graphicData>
-            </a:graphic>
-          </wp:inline>
-        </w:drawing>
-      </w:r>
-      <w:r>
         <w:t>Thư giãn giữa thiên nhiên thanh bình</w:t>
       </w:r>
     </w:p>
@@ -948,23 +311,7 @@
     </w:p>
     <w:p>
       <w:r>
-        <w:t xml:space="preserve">Xung quanh khu vực Núi Mắt Thần là nơi sinh sống của dân tộc Tày, Nùng. Đây là cơ hội tuyệt vời để du khách khám phá những nét văn hóa truyền thống dân tộc của người dân bản địa. Khi đến đây bạn sẽ cảm nhận được sự hiền hòa, thân thiện và hiếu khách, luôn sẵn lòng giới thiệu về các phong tục, tập quán của họ, cởi mở với tất cả mọi </w:t>
-      </w:r>
-      <w:proofErr w:type="gramStart"/>
-      <w:r>
-        <w:t>người.Ngoài</w:t>
-      </w:r>
-      <w:proofErr w:type="gramEnd"/>
-      <w:r>
-        <w:t xml:space="preserve"> ra đừng quên tham gia vào các hoạt động cùng người dân, như hái rau, chăn thả gia </w:t>
-      </w:r>
-      <w:proofErr w:type="gramStart"/>
-      <w:r>
-        <w:t>súc,…</w:t>
-      </w:r>
-      <w:proofErr w:type="gramEnd"/>
-      <w:r>
-        <w:t>Rất phù hợp cho những ai thích khám phá.</w:t>
+        <w:t>Xung quanh khu vực Núi Mắt Thần là nơi sinh sống của dân tộc Tày, Nùng. Đây là cơ hội tuyệt vời để du khách khám phá những nét văn hóa truyền thống dân tộc của người dân bản địa. Khi đến đây bạn sẽ cảm nhận được sự hiền hòa, thân thiện và hiếu khách, luôn sẵn lòng giới thiệu về các phong tục, tập quán của họ, cởi mở với tất cả mọi người.Ngoài ra đừng quên tham gia vào các hoạt động cùng người dân, như hái rau, chăn thả gia súc,…Rất phù hợp cho những ai thích khám phá.</w:t>
       </w:r>
     </w:p>
     <w:p>
@@ -984,70 +331,7 @@
     </w:p>
     <w:p>
       <w:r>
-        <w:t xml:space="preserve">Trekking tại Núi Mắt Thần là một trong những trải nghiệm thú vị dành cho những ai thích trải nghiệm mới lạ, chinh phục, đây cũng là một trải nghiệm mà bạn không thể </w:t>
-      </w:r>
-      <w:proofErr w:type="gramStart"/>
-      <w:r>
-        <w:t>bỏ .</w:t>
-      </w:r>
-      <w:proofErr w:type="gramEnd"/>
-      <w:r>
-        <w:t xml:space="preserve"> Cung đường lên đỉnh núi đưa bạn qua những bãi cỏ xanh mướt, con suối róc rách một hành trình không khó khăn nhưng cũng cần sự bền bỉ.</w:t>
-      </w:r>
-    </w:p>
-    <w:p>
-      <w:r>
-        <w:drawing>
-          <wp:inline distT="0" distB="0" distL="0" distR="0" wp14:anchorId="3E50D16F" wp14:editId="21DFF0CD">
-            <wp:extent cx="5943600" cy="5836920"/>
-            <wp:effectExtent l="0" t="0" r="0" b="0"/>
-            <wp:docPr id="2120645419" name="Picture 169" descr="Khám phá trải nghiệm du lịch tại Núi Mắt Thần"/>
-            <wp:cNvGraphicFramePr>
-              <a:graphicFrameLocks xmlns:a="http://schemas.openxmlformats.org/drawingml/2006/main" noChangeAspect="1"/>
-            </wp:cNvGraphicFramePr>
-            <a:graphic xmlns:a="http://schemas.openxmlformats.org/drawingml/2006/main">
-              <a:graphicData uri="http://schemas.openxmlformats.org/drawingml/2006/picture">
-                <pic:pic xmlns:pic="http://schemas.openxmlformats.org/drawingml/2006/picture">
-                  <pic:nvPicPr>
-                    <pic:cNvPr id="0" name="Picture 608" descr="Khám phá trải nghiệm du lịch tại Núi Mắt Thần"/>
-                    <pic:cNvPicPr>
-                      <a:picLocks noChangeAspect="1" noChangeArrowheads="1"/>
-                    </pic:cNvPicPr>
-                  </pic:nvPicPr>
-                  <pic:blipFill>
-                    <a:blip r:embed="rId19">
-                      <a:extLst>
-                        <a:ext uri="{28A0092B-C50C-407E-A947-70E740481C1C}">
-                          <a14:useLocalDpi xmlns:a14="http://schemas.microsoft.com/office/drawing/2010/main" val="0"/>
-                        </a:ext>
-                      </a:extLst>
-                    </a:blip>
-                    <a:srcRect/>
-                    <a:stretch>
-                      <a:fillRect/>
-                    </a:stretch>
-                  </pic:blipFill>
-                  <pic:spPr bwMode="auto">
-                    <a:xfrm>
-                      <a:off x="0" y="0"/>
-                      <a:ext cx="5943600" cy="5836920"/>
-                    </a:xfrm>
-                    <a:prstGeom prst="rect">
-                      <a:avLst/>
-                    </a:prstGeom>
-                    <a:noFill/>
-                    <a:ln>
-                      <a:noFill/>
-                    </a:ln>
-                  </pic:spPr>
-                </pic:pic>
-              </a:graphicData>
-            </a:graphic>
-          </wp:inline>
-        </w:drawing>
-      </w:r>
-      <w:r>
-        <w:t>Trải nghiệm trekking và leo núi</w:t>
+        <w:t>Trekking tại Núi Mắt Thần là một trong những trải nghiệm thú vị dành cho những ai thích trải nghiệm mới lạ, chinh phục, đây cũng là một trải nghiệm mà bạn không thể bỏ . Cung đường lên đỉnh núi đưa bạn qua những bãi cỏ xanh mướt, con suối róc rách một hành trình không khó khăn nhưng cũng cần sự bền bỉ.</w:t>
       </w:r>
     </w:p>
     <w:p>
@@ -1337,22 +621,10 @@
           <w:b/>
           <w:bCs/>
         </w:rPr>
-        <w:t xml:space="preserve">Làng Homestay, Thang Hen Lake View, Phia Oắc </w:t>
-      </w:r>
-      <w:proofErr w:type="gramStart"/>
-      <w:r>
-        <w:rPr>
-          <w:b/>
-          <w:bCs/>
-        </w:rPr>
-        <w:t>Ecolodge</w:t>
-      </w:r>
-      <w:r>
-        <w:t>,…</w:t>
-      </w:r>
-      <w:proofErr w:type="gramEnd"/>
-      <w:r>
-        <w:t xml:space="preserve"> vừa tiện di chuyển, vừa có view núi hồ đẹp.</w:t>
+        <w:t>Làng Homestay, Thang Hen Lake View, Phia Oắc Ecolodge</w:t>
+      </w:r>
+      <w:r>
+        <w:t>,… vừa tiện di chuyển, vừa có view núi hồ đẹp.</w:t>
       </w:r>
     </w:p>
     <w:p>
@@ -6570,6 +5842,7 @@
   <w:style w:type="character" w:default="1" w:styleId="DefaultParagraphFont">
     <w:name w:val="Default Paragraph Font"/>
     <w:uiPriority w:val="1"/>
+    <w:semiHidden/>
     <w:unhideWhenUsed/>
   </w:style>
   <w:style w:type="table" w:default="1" w:styleId="TableNormal">
